--- a/5th Term/Math methods of statistical data processing/Lab7/Lab7 Отчёт.docx
+++ b/5th Term/Math methods of statistical data processing/Lab7/Lab7 Отчёт.docx
@@ -447,6 +447,96 @@
     <w:p>
       <w:pPr>
         <w:spacing w:line="276" w:lineRule="auto"/>
+        <w:ind w:left="6033" w:firstLine="0"/>
+        <w:rPr>
+          <w:rFonts w:cs="Times New Roman"/>
+          <w:szCs w:val="28"/>
+        </w:rPr>
+      </w:pPr>
+    </w:p>
+    <w:p>
+      <w:pPr>
+        <w:spacing w:line="276" w:lineRule="auto"/>
+        <w:ind w:left="6033" w:firstLine="0"/>
+        <w:rPr>
+          <w:rFonts w:cs="Times New Roman"/>
+          <w:szCs w:val="28"/>
+        </w:rPr>
+      </w:pPr>
+    </w:p>
+    <w:p>
+      <w:pPr>
+        <w:spacing w:line="276" w:lineRule="auto"/>
+        <w:ind w:left="6033" w:firstLine="0"/>
+        <w:rPr>
+          <w:rFonts w:cs="Times New Roman"/>
+          <w:szCs w:val="28"/>
+        </w:rPr>
+      </w:pPr>
+    </w:p>
+    <w:p>
+      <w:pPr>
+        <w:spacing w:line="276" w:lineRule="auto"/>
+        <w:ind w:left="6033" w:firstLine="0"/>
+        <w:rPr>
+          <w:rFonts w:cs="Times New Roman"/>
+          <w:szCs w:val="28"/>
+        </w:rPr>
+      </w:pPr>
+    </w:p>
+    <w:p>
+      <w:pPr>
+        <w:spacing w:line="276" w:lineRule="auto"/>
+        <w:ind w:left="6033" w:firstLine="0"/>
+        <w:rPr>
+          <w:rFonts w:cs="Times New Roman"/>
+          <w:szCs w:val="28"/>
+        </w:rPr>
+      </w:pPr>
+    </w:p>
+    <w:p>
+      <w:pPr>
+        <w:spacing w:line="276" w:lineRule="auto"/>
+        <w:ind w:left="6033" w:firstLine="0"/>
+        <w:rPr>
+          <w:rFonts w:cs="Times New Roman"/>
+          <w:szCs w:val="28"/>
+        </w:rPr>
+      </w:pPr>
+    </w:p>
+    <w:p>
+      <w:pPr>
+        <w:spacing w:line="276" w:lineRule="auto"/>
+        <w:ind w:left="6033" w:firstLine="0"/>
+        <w:rPr>
+          <w:rFonts w:cs="Times New Roman"/>
+          <w:szCs w:val="28"/>
+        </w:rPr>
+      </w:pPr>
+    </w:p>
+    <w:p>
+      <w:pPr>
+        <w:spacing w:line="276" w:lineRule="auto"/>
+        <w:ind w:left="6033" w:firstLine="0"/>
+        <w:rPr>
+          <w:rFonts w:cs="Times New Roman"/>
+          <w:szCs w:val="28"/>
+        </w:rPr>
+      </w:pPr>
+    </w:p>
+    <w:p>
+      <w:pPr>
+        <w:spacing w:line="276" w:lineRule="auto"/>
+        <w:ind w:left="6033" w:firstLine="0"/>
+        <w:rPr>
+          <w:rFonts w:cs="Times New Roman"/>
+          <w:szCs w:val="28"/>
+        </w:rPr>
+      </w:pPr>
+    </w:p>
+    <w:p>
+      <w:pPr>
+        <w:spacing w:line="276" w:lineRule="auto"/>
         <w:ind w:firstLine="0"/>
         <w:jc w:val="center"/>
         <w:rPr>
@@ -479,6 +569,7 @@
           <w:szCs w:val="28"/>
           <w:lang w:eastAsia="ru-RU"/>
         </w:rPr>
+        <w:lastRenderedPageBreak/>
         <w:t>Вариант 1</w:t>
       </w:r>
       <w:r>
@@ -493,8 +584,7 @@
     </w:p>
     <w:p>
       <w:pPr>
-        <w:spacing w:after="160" w:line="276" w:lineRule="auto"/>
-        <w:ind w:firstLine="0"/>
+        <w:spacing w:line="276" w:lineRule="auto"/>
         <w:rPr>
           <w:rFonts w:eastAsia="Times New Roman" w:cs="Times New Roman"/>
           <w:b/>
@@ -502,13 +592,25 @@
           <w:lang w:eastAsia="ru-RU"/>
         </w:rPr>
       </w:pPr>
-      <w:r>
+    </w:p>
+    <w:p>
+      <w:pPr>
+        <w:spacing w:after="160" w:line="276" w:lineRule="auto"/>
+        <w:ind w:firstLine="0"/>
         <w:rPr>
           <w:rFonts w:eastAsia="Times New Roman" w:cs="Times New Roman"/>
           <w:b/>
           <w:szCs w:val="28"/>
           <w:lang w:eastAsia="ru-RU"/>
         </w:rPr>
+      </w:pPr>
+      <w:r>
+        <w:rPr>
+          <w:rFonts w:eastAsia="Times New Roman" w:cs="Times New Roman"/>
+          <w:b/>
+          <w:szCs w:val="28"/>
+          <w:lang w:eastAsia="ru-RU"/>
+        </w:rPr>
         <w:t>Задание</w:t>
       </w:r>
     </w:p>
@@ -592,7 +694,6 @@
           <w:szCs w:val="28"/>
           <w:lang w:eastAsia="ru-RU"/>
         </w:rPr>
-        <w:lastRenderedPageBreak/>
         <w:t>3. Изменить среднеквадратическое отклонение в модельном примере с величины s = 2 на s = 3; 4; 5. Проследить, как зависят результаты кластер –анализа от величины s.</w:t>
       </w:r>
     </w:p>
@@ -2013,7 +2114,6 @@
         </w:rPr>
         <w:t xml:space="preserve"> = [</w:t>
       </w:r>
-      <w:proofErr w:type="gramStart"/>
       <w:r>
         <w:rPr>
           <w:rFonts w:eastAsia="Times New Roman" w:cs="Times New Roman"/>
@@ -2030,17 +2130,7 @@
           <w:szCs w:val="28"/>
           <w:lang w:eastAsia="ru-RU"/>
         </w:rPr>
-        <w:t>(</w:t>
-      </w:r>
-      <w:proofErr w:type="gramEnd"/>
-      <w:r>
-        <w:rPr>
-          <w:rFonts w:eastAsia="Times New Roman" w:cs="Times New Roman"/>
-          <w:bCs/>
-          <w:szCs w:val="28"/>
-          <w:lang w:eastAsia="ru-RU"/>
-        </w:rPr>
-        <w:t xml:space="preserve">20,3)*4; </w:t>
+        <w:t xml:space="preserve">(20,3)*4; </w:t>
       </w:r>
       <w:r>
         <w:rPr>
@@ -2245,7 +2335,6 @@
         <w:t xml:space="preserve"> = [</w:t>
       </w:r>
       <w:proofErr w:type="spellStart"/>
-      <w:proofErr w:type="gramStart"/>
       <w:r>
         <w:rPr>
           <w:rFonts w:eastAsia="Times New Roman" w:cs="Times New Roman"/>
@@ -2263,17 +2352,7 @@
           <w:szCs w:val="28"/>
           <w:lang w:eastAsia="ru-RU"/>
         </w:rPr>
-        <w:t>(</w:t>
-      </w:r>
-      <w:proofErr w:type="gramEnd"/>
-      <w:r>
-        <w:rPr>
-          <w:rFonts w:eastAsia="Times New Roman" w:cs="Times New Roman"/>
-          <w:bCs/>
-          <w:szCs w:val="28"/>
-          <w:lang w:eastAsia="ru-RU"/>
-        </w:rPr>
-        <w:t xml:space="preserve">2,20,3); </w:t>
+        <w:t xml:space="preserve">(2,20,3); </w:t>
       </w:r>
       <w:proofErr w:type="spellStart"/>
       <w:r>
@@ -2781,16 +2860,7 @@
           <w:szCs w:val="28"/>
           <w:lang w:eastAsia="ru-RU"/>
         </w:rPr>
-        <w:t xml:space="preserve"> с высоким рангом и высокой зарплатой</w:t>
-      </w:r>
-      <w:r>
-        <w:rPr>
-          <w:rFonts w:eastAsia="Times New Roman" w:cs="Times New Roman"/>
-          <w:bCs/>
-          <w:szCs w:val="28"/>
-          <w:lang w:eastAsia="ru-RU"/>
-        </w:rPr>
-        <w:t>.</w:t>
+        <w:t xml:space="preserve"> с высоким рангом и высокой зарплатой.</w:t>
       </w:r>
     </w:p>
     <w:p>
@@ -2834,7 +2904,7 @@
           <w:rFonts w:eastAsia="Times New Roman" w:cs="Times New Roman"/>
           <w:b/>
           <w:szCs w:val="28"/>
-          <w:lang w:val="en-US" w:eastAsia="ru-RU"/>
+          <w:lang w:eastAsia="ru-RU"/>
         </w:rPr>
       </w:pPr>
       <w:r>
@@ -5102,6 +5172,7 @@
   <w:style w:type="character" w:default="1" w:styleId="a1">
     <w:name w:val="Default Paragraph Font"/>
     <w:uiPriority w:val="1"/>
+    <w:semiHidden/>
     <w:unhideWhenUsed/>
   </w:style>
   <w:style w:type="table" w:default="1" w:styleId="a2">
